--- a/public/Carta Seleccion.docx
+++ b/public/Carta Seleccion.docx
@@ -192,13 +192,41 @@
         </w:rPr>
         <w:t xml:space="preserve"> </w:t>
       </w:r>
+      <w:proofErr w:type="spellStart"/>
       <w:r>
         <w:rPr>
           <w:rFonts w:ascii="Century Gothic" w:hAnsi="Century Gothic" w:cs="Arial"/>
           <w:b/>
           <w:bCs/>
         </w:rPr>
-        <w:t>Solutions &amp; Payroll SAS</w:t>
+        <w:t>Solutions</w:t>
+      </w:r>
+      <w:proofErr w:type="spellEnd"/>
+      <w:r>
+        <w:rPr>
+          <w:rFonts w:ascii="Century Gothic" w:hAnsi="Century Gothic" w:cs="Arial"/>
+          <w:b/>
+          <w:bCs/>
+        </w:rPr>
+        <w:t xml:space="preserve"> &amp; </w:t>
+      </w:r>
+      <w:proofErr w:type="spellStart"/>
+      <w:r>
+        <w:rPr>
+          <w:rFonts w:ascii="Century Gothic" w:hAnsi="Century Gothic" w:cs="Arial"/>
+          <w:b/>
+          <w:bCs/>
+        </w:rPr>
+        <w:t>Payroll</w:t>
+      </w:r>
+      <w:proofErr w:type="spellEnd"/>
+      <w:r>
+        <w:rPr>
+          <w:rFonts w:ascii="Century Gothic" w:hAnsi="Century Gothic" w:cs="Arial"/>
+          <w:b/>
+          <w:bCs/>
+        </w:rPr>
+        <w:t xml:space="preserve"> SAS</w:t>
       </w:r>
       <w:r>
         <w:rPr>
@@ -268,13 +296,41 @@
         </w:rPr>
         <w:t xml:space="preserve">ha participado en el proceso de selección de proveedores para acreditar su competencia en la satisfacción de las necesidades de servicios para </w:t>
       </w:r>
+      <w:proofErr w:type="spellStart"/>
       <w:r>
         <w:rPr>
           <w:rFonts w:ascii="Century Gothic" w:hAnsi="Century Gothic" w:cs="Arial"/>
           <w:b/>
           <w:bCs/>
         </w:rPr>
-        <w:t>Solutions &amp; Payroll SAS</w:t>
+        <w:t>Solutions</w:t>
+      </w:r>
+      <w:proofErr w:type="spellEnd"/>
+      <w:r>
+        <w:rPr>
+          <w:rFonts w:ascii="Century Gothic" w:hAnsi="Century Gothic" w:cs="Arial"/>
+          <w:b/>
+          <w:bCs/>
+        </w:rPr>
+        <w:t xml:space="preserve"> &amp; </w:t>
+      </w:r>
+      <w:proofErr w:type="spellStart"/>
+      <w:r>
+        <w:rPr>
+          <w:rFonts w:ascii="Century Gothic" w:hAnsi="Century Gothic" w:cs="Arial"/>
+          <w:b/>
+          <w:bCs/>
+        </w:rPr>
+        <w:t>Payroll</w:t>
+      </w:r>
+      <w:proofErr w:type="spellEnd"/>
+      <w:r>
+        <w:rPr>
+          <w:rFonts w:ascii="Century Gothic" w:hAnsi="Century Gothic" w:cs="Arial"/>
+          <w:b/>
+          <w:bCs/>
+        </w:rPr>
+        <w:t xml:space="preserve"> SAS</w:t>
       </w:r>
       <w:r>
         <w:rPr>
@@ -369,11 +425,19 @@
           <w:rFonts w:ascii="Century Gothic" w:hAnsi="Century Gothic" w:cs="Arial"/>
         </w:rPr>
       </w:pPr>
-      <w:r>
-        <w:rPr>
-          <w:rFonts w:ascii="Century Gothic" w:hAnsi="Century Gothic" w:cs="Arial"/>
-        </w:rPr>
-        <w:t>De acuerdo al sistema de evaluación, su empresa obtuvo una calificación de</w:t>
+      <w:proofErr w:type="gramStart"/>
+      <w:r>
+        <w:rPr>
+          <w:rFonts w:ascii="Century Gothic" w:hAnsi="Century Gothic" w:cs="Arial"/>
+        </w:rPr>
+        <w:t>De acuerdo al</w:t>
+      </w:r>
+      <w:proofErr w:type="gramEnd"/>
+      <w:r>
+        <w:rPr>
+          <w:rFonts w:ascii="Century Gothic" w:hAnsi="Century Gothic" w:cs="Arial"/>
+        </w:rPr>
+        <w:t xml:space="preserve"> sistema de evaluación, su empresa obtuvo una calificación de</w:t>
       </w:r>
       <w:r>
         <w:rPr>
@@ -473,13 +537,13 @@
         <w:rPr>
           <w:rFonts w:ascii="Century Gothic" w:hAnsi="Century Gothic" w:cs="Arial"/>
         </w:rPr>
-        <w:t>Analista</w:t>
-      </w:r>
-      <w:r>
-        <w:rPr>
-          <w:rFonts w:ascii="Century Gothic" w:hAnsi="Century Gothic" w:cs="Arial"/>
-        </w:rPr>
-        <w:t xml:space="preserve"> Administrativo  </w:t>
+        <w:t>Profesional Administrativa</w:t>
+      </w:r>
+      <w:r>
+        <w:rPr>
+          <w:rFonts w:ascii="Century Gothic" w:hAnsi="Century Gothic" w:cs="Arial"/>
+        </w:rPr>
+        <w:t xml:space="preserve">  </w:t>
       </w:r>
     </w:p>
     <w:p>
@@ -2338,7 +2402,7 @@
       <w:szCs w:val="18"/>
     </w:rPr>
   </w:style>
-  <w:style w:type="character" w:styleId="Textoennegrita">
+  <w:style w:type="character" w:styleId="Fuerte">
     <w:name w:val="Strong"/>
     <w:basedOn w:val="Fuentedeprrafopredeter"/>
     <w:uiPriority w:val="22"/>
